--- a/NoiDung/Chuong4_Chuong5.docx
+++ b/NoiDung/Chuong4_Chuong5.docx
@@ -166,36 +166,7 @@
           <w:szCs w:val="28"/>
           <w:lang w:val="vi-VN"/>
         </w:rPr>
-        <w:t xml:space="preserve">    </w:t>
-      </w:r>
-      <w:r>
-        <w:rPr>
-          <w:rFonts w:ascii="Times  New Roman" w:hAnsi="Times  New Roman"/>
-          <w:sz w:val="28"/>
-          <w:szCs w:val="28"/>
-          <w:lang w:val="vi-VN"/>
-        </w:rPr>
-        <w:t xml:space="preserve">Điểm mạnh đầu tiên là địa điểm khảo sát khá tiêu biểu. Ngã tư Hàng Xanh là nơi xe từ cầu Sài Gòn, Quốc lộ 13 và Phạm Văn Đồng đổ vào trung tâm thành phố, nên tình trạng ở đây phản ánh được vấn đề chung của cửa ngõ phía Đông Bắc. Phạm vi nghiên cứu (nút giao và bán kính 1,5 </w:t>
-      </w:r>
-      <w:proofErr w:type="spellStart"/>
-      <w:r>
-        <w:rPr>
-          <w:rFonts w:ascii="Times  New Roman" w:hAnsi="Times  New Roman"/>
-          <w:sz w:val="28"/>
-          <w:szCs w:val="28"/>
-          <w:lang w:val="vi-VN"/>
-        </w:rPr>
-        <w:t>km</w:t>
-      </w:r>
-      <w:proofErr w:type="spellEnd"/>
-      <w:r>
-        <w:rPr>
-          <w:rFonts w:ascii="Times  New Roman" w:hAnsi="Times  New Roman"/>
-          <w:sz w:val="28"/>
-          <w:szCs w:val="28"/>
-          <w:lang w:val="vi-VN"/>
-        </w:rPr>
-        <w:t>) cũng được xác định rõ từ đầu.</w:t>
+        <w:t xml:space="preserve">    Điểm mạnh đầu tiên là địa điểm khảo sát khá tiêu biểu. Ngã tư Hàng Xanh là nơi xe từ cầu Sài Gòn, Quốc lộ 13 và Phạm Văn Đồng đổ vào trung tâm thành phố, nên tình trạng ở đây phản ánh được vấn đề chung của cửa ngõ phía Đông Bắc. Phạm vi nghiên cứu (nút giao và bán kính 1,5 km) cũng được xác định rõ từ đầu.</w:t>
       </w:r>
     </w:p>
     <w:p>
@@ -215,16 +186,7 @@
           <w:szCs w:val="28"/>
           <w:lang w:val="vi-VN"/>
         </w:rPr>
-        <w:t xml:space="preserve">    </w:t>
-      </w:r>
-      <w:r>
-        <w:rPr>
-          <w:rFonts w:ascii="Times  New Roman" w:hAnsi="Times  New Roman"/>
-          <w:sz w:val="28"/>
-          <w:szCs w:val="28"/>
-          <w:lang w:val="vi-VN"/>
-        </w:rPr>
-        <w:t>Thứ hai, số liệu thu thập được có đủ các nhóm chỉ số mà nhóm đã nêu ở mục 2.4 gồm lưu lượng, tần suất ùn ứ, thời gian chờ, vận tốc và độ dài hàng xe. Các số liệu này lấy từ báo chí và cổng thông tin chính thống trong giai đoạn 2024–2026 nên có thể tra lại nguồn khi cần.</w:t>
+        <w:t xml:space="preserve">    Thứ hai, số liệu thu thập được có đủ các nhóm chỉ số mà nhóm đã nêu ở mục 2.4 gồm lưu lượng, tần suất ùn ứ, thời gian chờ, vận tốc và độ dài hàng xe. Các số liệu này lấy từ báo chí và cổng thông tin chính thống trong giai đoạn 2024–2026 nên có thể tra lại nguồn khi cần.</w:t>
       </w:r>
     </w:p>
     <w:p>
@@ -244,16 +206,7 @@
           <w:szCs w:val="28"/>
           <w:lang w:val="vi-VN"/>
         </w:rPr>
-        <w:t xml:space="preserve">    </w:t>
-      </w:r>
-      <w:r>
-        <w:rPr>
-          <w:rFonts w:ascii="Times  New Roman" w:hAnsi="Times  New Roman"/>
-          <w:sz w:val="28"/>
-          <w:szCs w:val="28"/>
-          <w:lang w:val="vi-VN"/>
-        </w:rPr>
-        <w:t>Thứ ba, phần mô hình hóa (đầu vào, nút thắt, đầu ra) và sơ đồ nguyên nhân giúp nhóm thấy rõ vấn đề nằm ở đâu: đường nhánh hẹp, đèn tín hiệu cố định, thiếu cảnh báo sớm và xe máy chạy lấn làn.</w:t>
+        <w:t xml:space="preserve">    Thứ ba, phần mô hình hóa (đầu vào, nút thắt, đầu ra) và sơ đồ nguyên nhân giúp nhóm thấy rõ vấn đề nằm ở đâu: đường nhánh hẹp, đèn tín hiệu cố định, thiếu cảnh báo sớm và xe máy chạy lấn làn.</w:t>
       </w:r>
     </w:p>
     <w:p>
@@ -292,16 +245,7 @@
           <w:szCs w:val="28"/>
           <w:lang w:val="vi-VN"/>
         </w:rPr>
-        <w:t xml:space="preserve">    </w:t>
-      </w:r>
-      <w:r>
-        <w:rPr>
-          <w:rFonts w:ascii="Times  New Roman" w:hAnsi="Times  New Roman"/>
-          <w:sz w:val="28"/>
-          <w:szCs w:val="28"/>
-          <w:lang w:val="vi-VN"/>
-        </w:rPr>
-        <w:t>Bên cạnh những điểm mạnh, tình trạng giao thông tại Ngã tư Hàng Xanh vẫn tồn tại nhiều hạn chế. Trước hết, lưu lượng phương tiện vào giờ cao điểm vượt quá năng lực thông hành của khu vực. Cơ cấu phương tiện chủ yếu là xe máy, đồng thời có sự tham gia của ô tô, xe khách và xe buýt, khiến dòng giao thông trở nên phức tạp và khó điều tiết. Khi nhiều dòng xe cùng tập trung tại nút giao, khả năng giải tỏa phương tiện bị giảm, dẫn đến ùn tắc kéo dài.</w:t>
+        <w:t xml:space="preserve">    Bên cạnh những điểm mạnh, tình trạng giao thông tại Ngã tư Hàng Xanh vẫn tồn tại nhiều hạn chế. Trước hết, lưu lượng phương tiện vào giờ cao điểm vượt quá năng lực thông hành của khu vực. Cơ cấu phương tiện chủ yếu là xe máy, đồng thời có sự tham gia của ô tô, xe khách và xe buýt, khiến dòng giao thông trở nên phức tạp và khó điều tiết. Khi nhiều dòng xe cùng tập trung tại nút giao, khả năng giải tỏa phương tiện bị giảm, dẫn đến ùn tắc kéo dài.</w:t>
       </w:r>
     </w:p>
     <w:p>
@@ -321,16 +265,7 @@
           <w:szCs w:val="28"/>
           <w:lang w:val="vi-VN"/>
         </w:rPr>
-        <w:t xml:space="preserve">    </w:t>
-      </w:r>
-      <w:r>
-        <w:rPr>
-          <w:rFonts w:ascii="Times  New Roman" w:hAnsi="Times  New Roman"/>
-          <w:sz w:val="28"/>
-          <w:szCs w:val="28"/>
-          <w:lang w:val="vi-VN"/>
-        </w:rPr>
-        <w:t>Thứ hai, hạ tầng giao thông chưa đáp ứng đồng đều nhu cầu lưu thông giữa các tuyến. Mặc dù trục Điện Biên Phủ có cầu vượt thép phục vụ dòng xe đi thẳng, các dòng phương tiện rẽ hướng và di chuyển qua phần giao cắt đồng mức bên dưới vẫn chịu áp lực lớn.</w:t>
+        <w:t xml:space="preserve">    Thứ hai, hạ tầng giao thông chưa đáp ứng đồng đều nhu cầu lưu thông giữa các tuyến. Mặc dù trục Điện Biên Phủ có cầu vượt thép phục vụ dòng xe đi thẳng, các dòng phương tiện rẽ hướng và di chuyển qua phần giao cắt đồng mức bên dưới vẫn chịu áp lực lớn.</w:t>
       </w:r>
     </w:p>
     <w:p>
@@ -350,34 +285,7 @@
           <w:szCs w:val="28"/>
           <w:lang w:val="vi-VN"/>
         </w:rPr>
-        <w:t xml:space="preserve">    </w:t>
-      </w:r>
-      <w:r>
-        <w:rPr>
-          <w:rFonts w:ascii="Times  New Roman" w:hAnsi="Times  New Roman"/>
-          <w:sz w:val="28"/>
-          <w:szCs w:val="28"/>
-          <w:lang w:val="vi-VN"/>
-        </w:rPr>
-        <w:t xml:space="preserve">Thứ ba, hoạt động điều khiển giao thông còn những hạn chế. Theo nội dung </w:t>
-      </w:r>
-      <w:r>
-        <w:rPr>
-          <w:rFonts w:ascii="Times  New Roman" w:hAnsi="Times  New Roman"/>
-          <w:sz w:val="28"/>
-          <w:szCs w:val="28"/>
-          <w:lang w:val="vi-VN"/>
-        </w:rPr>
-        <w:t>đã nêu ở c</w:t>
-      </w:r>
-      <w:r>
-        <w:rPr>
-          <w:rFonts w:ascii="Times  New Roman" w:hAnsi="Times  New Roman"/>
-          <w:sz w:val="28"/>
-          <w:szCs w:val="28"/>
-          <w:lang w:val="vi-VN"/>
-        </w:rPr>
-        <w:t xml:space="preserve">hương 3, chu kỳ đèn tín hiệu cố định chưa đáp ứng linh hoạt sự thay đổi của lưu lượng phương tiện theo từng thời điểm. Khi một hướng có lượng xe tăng cao nhưng thời gian đèn chưa được điều chỉnh phù hợp, phương tiện có thể phải chờ lâu, </w:t>
+        <w:t xml:space="preserve">    Thứ ba, hoạt động điều khiển giao thông còn những hạn chế. Theo nội dung đã nêu ở chương 3, chu kỳ đèn tín hiệu cố định chưa đáp ứng linh hoạt sự thay đổi của lưu lượng phương tiện theo từng thời điểm. Khi một hướng có lượng xe tăng cao nhưng thời gian đèn chưa được điều chỉnh phù hợp, phương tiện có thể phải chờ lâu, </w:t>
       </w:r>
       <w:r>
         <w:rPr>
@@ -387,47 +295,7 @@
           <w:lang w:val="vi-VN"/>
         </w:rPr>
         <w:lastRenderedPageBreak/>
-        <w:t xml:space="preserve">làm gia tăng độ dài hàng xe. Đồng thời, việc chưa triển khai đồng bộ hệ thống điều khiển giao thông </w:t>
-      </w:r>
-      <w:proofErr w:type="spellStart"/>
-      <w:r>
-        <w:rPr>
-          <w:rFonts w:ascii="Times  New Roman" w:hAnsi="Times  New Roman"/>
-          <w:sz w:val="28"/>
-          <w:szCs w:val="28"/>
-          <w:lang w:val="vi-VN"/>
-        </w:rPr>
-        <w:t>thông</w:t>
-      </w:r>
-      <w:proofErr w:type="spellEnd"/>
-      <w:r>
-        <w:rPr>
-          <w:rFonts w:ascii="Times  New Roman" w:hAnsi="Times  New Roman"/>
-          <w:sz w:val="28"/>
-          <w:szCs w:val="28"/>
-          <w:lang w:val="vi-VN"/>
-        </w:rPr>
-        <w:t xml:space="preserve"> minh, chẳng hạn hệ thống quản lý giao thông tiên tiến (ATMS) tích hợp </w:t>
-      </w:r>
-      <w:proofErr w:type="spellStart"/>
-      <w:r>
-        <w:rPr>
-          <w:rFonts w:ascii="Times  New Roman" w:hAnsi="Times  New Roman"/>
-          <w:sz w:val="28"/>
-          <w:szCs w:val="28"/>
-          <w:lang w:val="vi-VN"/>
-        </w:rPr>
-        <w:t>camera</w:t>
-      </w:r>
-      <w:proofErr w:type="spellEnd"/>
-      <w:r>
-        <w:rPr>
-          <w:rFonts w:ascii="Times  New Roman" w:hAnsi="Times  New Roman"/>
-          <w:sz w:val="28"/>
-          <w:szCs w:val="28"/>
-          <w:lang w:val="vi-VN"/>
-        </w:rPr>
-        <w:t xml:space="preserve"> và phân tích dữ liệu theo thời gian thực, gây khó khăn cho việc điều tiết giao thông chủ động.</w:t>
+        <w:t>làm gia tăng độ dài hàng xe. Đồng thời, việc chưa triển khai đồng bộ hệ thống điều khiển giao thông thông minh, chẳng hạn hệ thống quản lý giao thông tiên tiến (ATMS) tích hợp camera và phân tích dữ liệu theo thời gian thực, gây khó khăn cho việc điều tiết giao thông chủ động.</w:t>
       </w:r>
     </w:p>
     <w:p>
@@ -447,16 +315,7 @@
           <w:szCs w:val="28"/>
           <w:lang w:val="vi-VN"/>
         </w:rPr>
-        <w:t xml:space="preserve">    </w:t>
-      </w:r>
-      <w:r>
-        <w:rPr>
-          <w:rFonts w:ascii="Times  New Roman" w:hAnsi="Times  New Roman"/>
-          <w:sz w:val="28"/>
-          <w:szCs w:val="28"/>
-          <w:lang w:val="vi-VN"/>
-        </w:rPr>
-        <w:t>Thứ tư, hệ thống thông tin và cảnh báo giao thông từ xa còn hạn chế. Việc thiếu các bảng thông tin giao thông điện tử (VMS) tại những vị trí phù hợp khiến người tham gia giao thông khó nắm bắt sớm tình trạng ùn tắc để lựa chọn tuyến đường thay thế. Khi xảy ra sự cố, mưa lớn hoặc ngập cục bộ, phương tiện tiếp tục đổ về khu vực có thể làm cho tình trạng ùn tắc trở nên nghiêm trọng hơn.</w:t>
+        <w:t xml:space="preserve">    Thứ tư, hệ thống thông tin và cảnh báo giao thông từ xa còn hạn chế. Việc thiếu các bảng thông tin giao thông điện tử (VMS) tại những vị trí phù hợp khiến người tham gia giao thông khó nắm bắt sớm tình trạng ùn tắc để lựa chọn tuyến đường thay thế. Khi xảy ra sự cố, mưa lớn hoặc ngập cục bộ, phương tiện tiếp tục đổ về khu vực có thể làm cho tình trạng ùn tắc trở nên nghiêm trọng hơn.</w:t>
       </w:r>
     </w:p>
     <w:p>
@@ -476,16 +335,7 @@
           <w:szCs w:val="28"/>
           <w:lang w:val="vi-VN"/>
         </w:rPr>
-        <w:t xml:space="preserve">    </w:t>
-      </w:r>
-      <w:r>
-        <w:rPr>
-          <w:rFonts w:ascii="Times  New Roman" w:hAnsi="Times  New Roman"/>
-          <w:sz w:val="28"/>
-          <w:szCs w:val="28"/>
-          <w:lang w:val="vi-VN"/>
-        </w:rPr>
-        <w:t>Cuối cùng, đặc điểm lưu thông của phương tiện hỗn hợp cũng làm tăng nguy cơ xung đột. Một bộ phận người điều khiển xe máy có thể chuyển làn, di chuyển cắt ngang hoặc lấn làn khi mật độ phương tiện cao. Những hành vi này làm giảm tính ổn định của dòng xe, gây khó khăn cho công tác tổ chức giao thông và có thể làm tăng nguy cơ xảy ra va chạm.</w:t>
+        <w:t xml:space="preserve">    Cuối cùng, đặc điểm lưu thông của phương tiện hỗn hợp cũng làm tăng nguy cơ xung đột. Một bộ phận người điều khiển xe máy có thể chuyển làn, di chuyển cắt ngang hoặc lấn làn khi mật độ phương tiện cao. Những hành vi này làm giảm tính ổn định của dòng xe, gây khó khăn cho công tác tổ chức giao thông và có thể làm tăng nguy cơ xảy ra va chạm.</w:t>
       </w:r>
     </w:p>
     <w:p>
@@ -661,7 +511,7 @@
           <w:lang w:val="vi-VN" w:eastAsia="vi-VN"/>
           <w14:ligatures w14:val="none"/>
         </w:rPr>
-        <w:t xml:space="preserve"> đã</w:t>
+        <w:t xml:space="preserve"> em</w:t>
       </w:r>
       <w:r>
         <w:rPr>
@@ -672,18 +522,7 @@
           <w:lang w:val="vi-VN" w:eastAsia="vi-VN"/>
           <w14:ligatures w14:val="none"/>
         </w:rPr>
-        <w:t xml:space="preserve"> tổng hợp những thứ cần có nếu muốn áp dụng ITS cho khu vực này ở Bảng 4.1. Mức chi phí trong bảng chỉ là so sánh tương đối với </w:t>
-      </w:r>
-      <w:r>
-        <w:rPr>
-          <w:rFonts w:ascii="Times  New Roman" w:eastAsia="Times New Roman" w:hAnsi="Times  New Roman" w:cs="Times New Roman"/>
-          <w:kern w:val="0"/>
-          <w:sz w:val="28"/>
-          <w:szCs w:val="28"/>
-          <w:lang w:val="vi-VN" w:eastAsia="vi-VN"/>
-          <w14:ligatures w14:val="none"/>
-        </w:rPr>
-        <w:t>nhau:</w:t>
+        <w:t xml:space="preserve"> đã tổng hợp những thứ cần có nếu muốn áp dụng ITS cho khu vực này ở Bảng 4.1. Mức chi phí trong bảng chỉ là so sánh tương đối với nhau:</w:t>
       </w:r>
     </w:p>
     <w:p>
@@ -954,7 +793,6 @@
                 <w14:ligatures w14:val="none"/>
               </w:rPr>
             </w:pPr>
-            <w:proofErr w:type="spellStart"/>
             <w:r>
               <w:rPr>
                 <w:rFonts w:ascii="Times  New Roman" w:eastAsia="Times New Roman" w:hAnsi="Times  New Roman" w:cs="Times New Roman"/>
@@ -964,43 +802,7 @@
                 <w:lang w:val="vi-VN" w:eastAsia="vi-VN"/>
                 <w14:ligatures w14:val="none"/>
               </w:rPr>
-              <w:t>Camera</w:t>
-            </w:r>
-            <w:proofErr w:type="spellEnd"/>
-            <w:r>
-              <w:rPr>
-                <w:rFonts w:ascii="Times  New Roman" w:eastAsia="Times New Roman" w:hAnsi="Times  New Roman" w:cs="Times New Roman"/>
-                <w:kern w:val="0"/>
-                <w:sz w:val="28"/>
-                <w:szCs w:val="28"/>
-                <w:lang w:val="vi-VN" w:eastAsia="vi-VN"/>
-                <w14:ligatures w14:val="none"/>
-              </w:rPr>
-              <w:t xml:space="preserve"> AI đếm và phân loại xe (phải nhận dạng được xe máy), cảm biến hoặc </w:t>
-            </w:r>
-            <w:proofErr w:type="spellStart"/>
-            <w:r>
-              <w:rPr>
-                <w:rFonts w:ascii="Times  New Roman" w:eastAsia="Times New Roman" w:hAnsi="Times  New Roman" w:cs="Times New Roman"/>
-                <w:kern w:val="0"/>
-                <w:sz w:val="28"/>
-                <w:szCs w:val="28"/>
-                <w:lang w:val="vi-VN" w:eastAsia="vi-VN"/>
-                <w14:ligatures w14:val="none"/>
-              </w:rPr>
-              <w:t>radar</w:t>
-            </w:r>
-            <w:proofErr w:type="spellEnd"/>
-            <w:r>
-              <w:rPr>
-                <w:rFonts w:ascii="Times  New Roman" w:eastAsia="Times New Roman" w:hAnsi="Times  New Roman" w:cs="Times New Roman"/>
-                <w:kern w:val="0"/>
-                <w:sz w:val="28"/>
-                <w:szCs w:val="28"/>
-                <w:lang w:val="vi-VN" w:eastAsia="vi-VN"/>
-                <w14:ligatures w14:val="none"/>
-              </w:rPr>
-              <w:t xml:space="preserve"> đo lưu lượng và vận tốc ở các nhánh vào nút giao</w:t>
+              <w:t>Camera AI đếm và phân loại xe (phải nhận dạng được xe máy), cảm biến hoặc radar đo lưu lượng và vận tốc ở các nhánh vào nút giao</w:t>
             </w:r>
           </w:p>
         </w:tc>
@@ -1682,31 +1484,7 @@
           <w:lang w:val="vi-VN" w:eastAsia="vi-VN"/>
           <w14:ligatures w14:val="none"/>
         </w:rPr>
-        <w:t xml:space="preserve">Một điều nữa là ITS chỉ giải quyết được phần quản lý và điều khiển. Đường Xô Viết Nghệ Tĩnh hiện chỉ rộng 16–22 m trong khi quy hoạch là 30–40 m, nên vẫn cần mở rộng đường song </w:t>
-      </w:r>
-      <w:proofErr w:type="spellStart"/>
-      <w:r>
-        <w:rPr>
-          <w:rFonts w:ascii="Times  New Roman" w:eastAsia="Times New Roman" w:hAnsi="Times  New Roman" w:cs="Times New Roman"/>
-          <w:kern w:val="0"/>
-          <w:sz w:val="28"/>
-          <w:szCs w:val="28"/>
-          <w:lang w:val="vi-VN" w:eastAsia="vi-VN"/>
-          <w14:ligatures w14:val="none"/>
-        </w:rPr>
-        <w:t>song</w:t>
-      </w:r>
-      <w:proofErr w:type="spellEnd"/>
-      <w:r>
-        <w:rPr>
-          <w:rFonts w:ascii="Times  New Roman" w:eastAsia="Times New Roman" w:hAnsi="Times  New Roman" w:cs="Times New Roman"/>
-          <w:kern w:val="0"/>
-          <w:sz w:val="28"/>
-          <w:szCs w:val="28"/>
-          <w:lang w:val="vi-VN" w:eastAsia="vi-VN"/>
-          <w14:ligatures w14:val="none"/>
-        </w:rPr>
-        <w:t xml:space="preserve"> với việc áp dụng ITS.</w:t>
+        <w:t>Một điều nữa là ITS chỉ giải quyết được phần quản lý và điều khiển. Đường Xô Viết Nghệ Tĩnh hiện chỉ rộng 16–22 m trong khi quy hoạch là 30–40 m, nên vẫn cần mở rộng đường song song với việc áp dụng ITS.</w:t>
       </w:r>
     </w:p>
     <w:p>
@@ -1776,31 +1554,7 @@
           <w:lang w:val="vi-VN" w:eastAsia="vi-VN"/>
           <w14:ligatures w14:val="none"/>
         </w:rPr>
-        <w:t xml:space="preserve">Rào cản đầu tiên là tiền. </w:t>
-      </w:r>
-      <w:proofErr w:type="spellStart"/>
-      <w:r>
-        <w:rPr>
-          <w:rFonts w:ascii="Times  New Roman" w:eastAsia="Times New Roman" w:hAnsi="Times  New Roman" w:cs="Times New Roman"/>
-          <w:kern w:val="0"/>
-          <w:sz w:val="28"/>
-          <w:szCs w:val="28"/>
-          <w:lang w:val="vi-VN" w:eastAsia="vi-VN"/>
-          <w14:ligatures w14:val="none"/>
-        </w:rPr>
-        <w:t>Camera</w:t>
-      </w:r>
-      <w:proofErr w:type="spellEnd"/>
-      <w:r>
-        <w:rPr>
-          <w:rFonts w:ascii="Times  New Roman" w:eastAsia="Times New Roman" w:hAnsi="Times  New Roman" w:cs="Times New Roman"/>
-          <w:kern w:val="0"/>
-          <w:sz w:val="28"/>
-          <w:szCs w:val="28"/>
-          <w:lang w:val="vi-VN" w:eastAsia="vi-VN"/>
-          <w14:ligatures w14:val="none"/>
-        </w:rPr>
-        <w:t xml:space="preserve"> AI, trung tâm điều hành và hệ thống đèn thích ứng đều tốn nhiều vốn ban đầu, chưa kể chi phí bảo trì mỗi năm mà khi lập kế hoạch rất dễ bị quên.</w:t>
+        <w:t>Rào cản đầu tiên là tiền. Camera AI, trung tâm điều hành và hệ thống đèn thích ứng đều tốn nhiều vốn ban đầu, chưa kể chi phí bảo trì mỗi năm mà khi lập kế hoạch rất dễ bị quên.</w:t>
       </w:r>
     </w:p>
     <w:p>
@@ -1836,31 +1590,7 @@
           <w:lang w:val="vi-VN" w:eastAsia="vi-VN"/>
           <w14:ligatures w14:val="none"/>
         </w:rPr>
-        <w:t xml:space="preserve">hứ hai là kỹ thuật. Phần lớn công nghệ đếm xe hiện nay được làm cho dòng xe ô tô đi theo làn rõ ràng, còn ở Hàng Xanh xe máy nhiều, hay lấn làn và cắt ngang nên cảm biến và thuật toán dễ bị sai. Trời mưa lớn hoặc ngập cũng làm </w:t>
-      </w:r>
-      <w:proofErr w:type="spellStart"/>
-      <w:r>
-        <w:rPr>
-          <w:rFonts w:ascii="Times  New Roman" w:eastAsia="Times New Roman" w:hAnsi="Times  New Roman" w:cs="Times New Roman"/>
-          <w:kern w:val="0"/>
-          <w:sz w:val="28"/>
-          <w:szCs w:val="28"/>
-          <w:lang w:val="vi-VN" w:eastAsia="vi-VN"/>
-          <w14:ligatures w14:val="none"/>
-        </w:rPr>
-        <w:t>camera</w:t>
-      </w:r>
-      <w:proofErr w:type="spellEnd"/>
-      <w:r>
-        <w:rPr>
-          <w:rFonts w:ascii="Times  New Roman" w:eastAsia="Times New Roman" w:hAnsi="Times  New Roman" w:cs="Times New Roman"/>
-          <w:kern w:val="0"/>
-          <w:sz w:val="28"/>
-          <w:szCs w:val="28"/>
-          <w:lang w:val="vi-VN" w:eastAsia="vi-VN"/>
-          <w14:ligatures w14:val="none"/>
-        </w:rPr>
-        <w:t xml:space="preserve"> nhìn kém hơn.</w:t>
+        <w:t>hứ hai là kỹ thuật. Phần lớn công nghệ đếm xe hiện nay được làm cho dòng xe ô tô đi theo làn rõ ràng, còn ở Hàng Xanh xe máy nhiều, hay lấn làn và cắt ngang nên cảm biến và thuật toán dễ bị sai. Trời mưa lớn hoặc ngập cũng làm camera nhìn kém hơn.</w:t>
       </w:r>
     </w:p>
     <w:p>
@@ -1896,55 +1626,7 @@
           <w:lang w:val="vi-VN" w:eastAsia="vi-VN"/>
           <w14:ligatures w14:val="none"/>
         </w:rPr>
-        <w:t xml:space="preserve">Thứ ba là vấn đề quản lý và dữ liệu. </w:t>
-      </w:r>
-      <w:proofErr w:type="spellStart"/>
-      <w:r>
-        <w:rPr>
-          <w:rFonts w:ascii="Times  New Roman" w:eastAsia="Times New Roman" w:hAnsi="Times  New Roman" w:cs="Times New Roman"/>
-          <w:kern w:val="0"/>
-          <w:sz w:val="28"/>
-          <w:szCs w:val="28"/>
-          <w:lang w:val="vi-VN" w:eastAsia="vi-VN"/>
-          <w14:ligatures w14:val="none"/>
-        </w:rPr>
-        <w:t>Camera</w:t>
-      </w:r>
-      <w:proofErr w:type="spellEnd"/>
-      <w:r>
-        <w:rPr>
-          <w:rFonts w:ascii="Times  New Roman" w:eastAsia="Times New Roman" w:hAnsi="Times  New Roman" w:cs="Times New Roman"/>
-          <w:kern w:val="0"/>
-          <w:sz w:val="28"/>
-          <w:szCs w:val="28"/>
-          <w:lang w:val="vi-VN" w:eastAsia="vi-VN"/>
-          <w14:ligatures w14:val="none"/>
-        </w:rPr>
-        <w:t xml:space="preserve">, đèn tín hiệu có thể thuộc nhiều đơn vị khác nhau nên dữ liệu khó đồng bộ. Như đã nói ở Chương 3, thành phố mới thử nghiệm </w:t>
-      </w:r>
-      <w:proofErr w:type="spellStart"/>
-      <w:r>
-        <w:rPr>
-          <w:rFonts w:ascii="Times  New Roman" w:eastAsia="Times New Roman" w:hAnsi="Times  New Roman" w:cs="Times New Roman"/>
-          <w:kern w:val="0"/>
-          <w:sz w:val="28"/>
-          <w:szCs w:val="28"/>
-          <w:lang w:val="vi-VN" w:eastAsia="vi-VN"/>
-          <w14:ligatures w14:val="none"/>
-        </w:rPr>
-        <w:t>camera</w:t>
-      </w:r>
-      <w:proofErr w:type="spellEnd"/>
-      <w:r>
-        <w:rPr>
-          <w:rFonts w:ascii="Times  New Roman" w:eastAsia="Times New Roman" w:hAnsi="Times  New Roman" w:cs="Times New Roman"/>
-          <w:kern w:val="0"/>
-          <w:sz w:val="28"/>
-          <w:szCs w:val="28"/>
-          <w:lang w:val="vi-VN" w:eastAsia="vi-VN"/>
-          <w14:ligatures w14:val="none"/>
-        </w:rPr>
-        <w:t xml:space="preserve"> AI chứ chưa triển khai đồng bộ ở nút giao này.</w:t>
+        <w:t>Thứ ba là vấn đề quản lý và dữ liệu. Camera, đèn tín hiệu có thể thuộc nhiều đơn vị khác nhau nên dữ liệu khó đồng bộ. Như đã nói ở Chương 3, thành phố mới thử nghiệm camera AI chứ chưa triển khai đồng bộ ở nút giao này.</w:t>
       </w:r>
     </w:p>
     <w:p>
@@ -2456,31 +2138,7 @@
                 <w:lang w:val="vi-VN" w:eastAsia="vi-VN"/>
                 <w14:ligatures w14:val="none"/>
               </w:rPr>
-              <w:t xml:space="preserve"> </w:t>
-            </w:r>
-            <w:proofErr w:type="spellStart"/>
-            <w:r>
-              <w:rPr>
-                <w:rFonts w:ascii="Times  New Roman" w:eastAsia="Times New Roman" w:hAnsi="Times  New Roman" w:cs="Times New Roman"/>
-                <w:kern w:val="0"/>
-                <w:sz w:val="28"/>
-                <w:szCs w:val="28"/>
-                <w:lang w:val="vi-VN" w:eastAsia="vi-VN"/>
-                <w14:ligatures w14:val="none"/>
-              </w:rPr>
-              <w:t>Camera</w:t>
-            </w:r>
-            <w:proofErr w:type="spellEnd"/>
-            <w:r>
-              <w:rPr>
-                <w:rFonts w:ascii="Times  New Roman" w:eastAsia="Times New Roman" w:hAnsi="Times  New Roman" w:cs="Times New Roman"/>
-                <w:kern w:val="0"/>
-                <w:sz w:val="28"/>
-                <w:szCs w:val="28"/>
-                <w:lang w:val="vi-VN" w:eastAsia="vi-VN"/>
-                <w14:ligatures w14:val="none"/>
-              </w:rPr>
-              <w:t xml:space="preserve"> AI đếm xe, đo hàng chờ</w:t>
+              <w:t xml:space="preserve"> Camera AI đếm xe, đo hàng chờ</w:t>
             </w:r>
           </w:p>
         </w:tc>
@@ -3719,7 +3377,29 @@
           <w:lang w:val="vi-VN" w:eastAsia="vi-VN"/>
           <w14:ligatures w14:val="none"/>
         </w:rPr>
-        <w:t>Từ kết quả trên, nhóm đề xuất làm theo ba giai đoạn, làm trước những việc ít tốn kém và dễ đo hiệu quả, sau đó mới mở rộng dần.</w:t>
+        <w:t>Từ kết quả trên, nhóm</w:t>
+      </w:r>
+      <w:r>
+        <w:rPr>
+          <w:rFonts w:ascii="Times  New Roman" w:eastAsia="Times New Roman" w:hAnsi="Times  New Roman" w:cs="Times New Roman"/>
+          <w:kern w:val="0"/>
+          <w:sz w:val="28"/>
+          <w:szCs w:val="28"/>
+          <w:lang w:val="vi-VN" w:eastAsia="vi-VN"/>
+          <w14:ligatures w14:val="none"/>
+        </w:rPr>
+        <w:t xml:space="preserve"> em</w:t>
+      </w:r>
+      <w:r>
+        <w:rPr>
+          <w:rFonts w:ascii="Times  New Roman" w:eastAsia="Times New Roman" w:hAnsi="Times  New Roman" w:cs="Times New Roman"/>
+          <w:kern w:val="0"/>
+          <w:sz w:val="28"/>
+          <w:szCs w:val="28"/>
+          <w:lang w:val="vi-VN" w:eastAsia="vi-VN"/>
+          <w14:ligatures w14:val="none"/>
+        </w:rPr>
+        <w:t xml:space="preserve"> đề xuất làm theo ba giai đoạn, làm trước những việc ít tốn kém và dễ đo hiệu quả, sau đó mới mở rộng dần.</w:t>
       </w:r>
     </w:p>
     <w:p>
@@ -3905,31 +3585,7 @@
                 <w:lang w:val="vi-VN" w:eastAsia="vi-VN"/>
                 <w14:ligatures w14:val="none"/>
               </w:rPr>
-              <w:t xml:space="preserve">Lắp </w:t>
-            </w:r>
-            <w:proofErr w:type="spellStart"/>
-            <w:r>
-              <w:rPr>
-                <w:rFonts w:ascii="Times  New Roman" w:eastAsia="Times New Roman" w:hAnsi="Times  New Roman" w:cs="Times New Roman"/>
-                <w:kern w:val="0"/>
-                <w:sz w:val="28"/>
-                <w:szCs w:val="28"/>
-                <w:lang w:val="vi-VN" w:eastAsia="vi-VN"/>
-                <w14:ligatures w14:val="none"/>
-              </w:rPr>
-              <w:t>camera</w:t>
-            </w:r>
-            <w:proofErr w:type="spellEnd"/>
-            <w:r>
-              <w:rPr>
-                <w:rFonts w:ascii="Times  New Roman" w:eastAsia="Times New Roman" w:hAnsi="Times  New Roman" w:cs="Times New Roman"/>
-                <w:kern w:val="0"/>
-                <w:sz w:val="28"/>
-                <w:szCs w:val="28"/>
-                <w:lang w:val="vi-VN" w:eastAsia="vi-VN"/>
-                <w14:ligatures w14:val="none"/>
-              </w:rPr>
-              <w:t xml:space="preserve"> AI đếm và phân loại xe ở các nhánh vào nút giao để có dữ liệu liên tục; đặt bảng VMS phía xa (cầu Sài Gòn, Phạm Văn Đồng, Quốc lộ 13) báo ùn tắc và gợi ý đường khác; chỉnh thời gian đèn theo giờ cao điểm sáng (06:00–09:30) và chiều (16:30–19:30)</w:t>
+              <w:t>Lắp camera AI đếm và phân loại xe ở các nhánh vào nút giao để có dữ liệu liên tục; đặt bảng VMS phía xa (cầu Sài Gòn, Phạm Văn Đồng, Quốc lộ 13) báo ùn tắc và gợi ý đường khác; chỉnh thời gian đèn theo giờ cao điểm sáng (06:00–09:30) và chiều (16:30–19:30)</w:t>
             </w:r>
           </w:p>
         </w:tc>
@@ -4018,31 +3674,7 @@
                 <w:lang w:val="vi-VN" w:eastAsia="vi-VN"/>
                 <w14:ligatures w14:val="none"/>
               </w:rPr>
-              <w:t xml:space="preserve">Dùng đèn tín hiệu thích ứng theo mật độ xe thực tế; đồng bộ làn xanh dọc Điện Biên Phủ – Xô Viết Nghệ Tĩnh; thêm </w:t>
-            </w:r>
-            <w:proofErr w:type="spellStart"/>
-            <w:r>
-              <w:rPr>
-                <w:rFonts w:ascii="Times  New Roman" w:eastAsia="Times New Roman" w:hAnsi="Times  New Roman" w:cs="Times New Roman"/>
-                <w:kern w:val="0"/>
-                <w:sz w:val="28"/>
-                <w:szCs w:val="28"/>
-                <w:lang w:val="vi-VN" w:eastAsia="vi-VN"/>
-                <w14:ligatures w14:val="none"/>
-              </w:rPr>
-              <w:t>camera</w:t>
-            </w:r>
-            <w:proofErr w:type="spellEnd"/>
-            <w:r>
-              <w:rPr>
-                <w:rFonts w:ascii="Times  New Roman" w:eastAsia="Times New Roman" w:hAnsi="Times  New Roman" w:cs="Times New Roman"/>
-                <w:kern w:val="0"/>
-                <w:sz w:val="28"/>
-                <w:szCs w:val="28"/>
-                <w:lang w:val="vi-VN" w:eastAsia="vi-VN"/>
-                <w14:ligatures w14:val="none"/>
-              </w:rPr>
-              <w:t xml:space="preserve"> phát hiện sự cố và quy trình phối hợp cứu hộ; đưa thông tin lên ứng dụng bản đồ</w:t>
+              <w:t>Dùng đèn tín hiệu thích ứng theo mật độ xe thực tế; đồng bộ làn xanh dọc Điện Biên Phủ – Xô Viết Nghệ Tĩnh; thêm camera phát hiện sự cố và quy trình phối hợp cứu hộ; đưa thông tin lên ứng dụng bản đồ</w:t>
             </w:r>
           </w:p>
         </w:tc>
@@ -4198,31 +3830,7 @@
           <w:lang w:val="vi-VN" w:eastAsia="vi-VN"/>
           <w14:ligatures w14:val="none"/>
         </w:rPr>
-        <w:t xml:space="preserve">Để biết giải pháp có hiệu quả hay không, nhóm đề xuất dùng lại chính các chỉ số đã khảo sát ở Chương 3 để so sánh trước và sau khi triển khai: thời gian đi 1 </w:t>
-      </w:r>
-      <w:proofErr w:type="spellStart"/>
-      <w:r>
-        <w:rPr>
-          <w:rFonts w:ascii="Times  New Roman" w:eastAsia="Times New Roman" w:hAnsi="Times  New Roman" w:cs="Times New Roman"/>
-          <w:kern w:val="0"/>
-          <w:sz w:val="28"/>
-          <w:szCs w:val="28"/>
-          <w:lang w:val="vi-VN" w:eastAsia="vi-VN"/>
-          <w14:ligatures w14:val="none"/>
-        </w:rPr>
-        <w:t>km</w:t>
-      </w:r>
-      <w:proofErr w:type="spellEnd"/>
-      <w:r>
-        <w:rPr>
-          <w:rFonts w:ascii="Times  New Roman" w:eastAsia="Times New Roman" w:hAnsi="Times  New Roman" w:cs="Times New Roman"/>
-          <w:kern w:val="0"/>
-          <w:sz w:val="28"/>
-          <w:szCs w:val="28"/>
-          <w:lang w:val="vi-VN" w:eastAsia="vi-VN"/>
-          <w14:ligatures w14:val="none"/>
-        </w:rPr>
-        <w:t xml:space="preserve"> trên Xô Viết Nghệ Tĩnh, vận tốc trung bình giờ cao điểm, độ dài hàng xe và số vụ ùn ứ. Về mức cải thiện, nhóm chỉ tạm lấy mốc tăng khoảng 15–25% năng lực thông hành theo bảng tổng hợp ở Chương 2, sau đó cần điều chỉnh lại theo số liệu đo thật tại Hàng Xanh.</w:t>
+        <w:t>Để biết giải pháp có hiệu quả hay không, nhóm đề xuất dùng lại chính các chỉ số đã khảo sát ở Chương 3 để so sánh trước và sau khi triển khai: thời gian đi 1 km trên Xô Viết Nghệ Tĩnh, vận tốc trung bình giờ cao điểm, độ dài hàng xe và số vụ ùn ứ. Về mức cải thiện, nhóm chỉ tạm lấy mốc tăng khoảng 15–25% năng lực thông hành theo bảng tổng hợp ở Chương 2, sau đó cần điều chỉnh lại theo số liệu đo thật tại Hàng Xanh.</w:t>
       </w:r>
     </w:p>
     <w:p>
@@ -4257,31 +3865,7 @@
           <w:lang w:val="vi-VN" w:eastAsia="vi-VN"/>
           <w14:ligatures w14:val="none"/>
         </w:rPr>
-        <w:t xml:space="preserve">Ngoài ra, nếu có thêm thời gian nhóm sẽ bổ sung khảo sát thực địa (đếm xe theo hướng, quay </w:t>
-      </w:r>
-      <w:proofErr w:type="spellStart"/>
-      <w:r>
-        <w:rPr>
-          <w:rFonts w:ascii="Times  New Roman" w:eastAsia="Times New Roman" w:hAnsi="Times  New Roman" w:cs="Times New Roman"/>
-          <w:kern w:val="0"/>
-          <w:sz w:val="28"/>
-          <w:szCs w:val="28"/>
-          <w:lang w:val="vi-VN" w:eastAsia="vi-VN"/>
-          <w14:ligatures w14:val="none"/>
-        </w:rPr>
-        <w:t>video</w:t>
-      </w:r>
-      <w:proofErr w:type="spellEnd"/>
-      <w:r>
-        <w:rPr>
-          <w:rFonts w:ascii="Times  New Roman" w:eastAsia="Times New Roman" w:hAnsi="Times  New Roman" w:cs="Times New Roman"/>
-          <w:kern w:val="0"/>
-          <w:sz w:val="28"/>
-          <w:szCs w:val="28"/>
-          <w:lang w:val="vi-VN" w:eastAsia="vi-VN"/>
-          <w14:ligatures w14:val="none"/>
-        </w:rPr>
-        <w:t>, đo hàng chờ) để khắc phục các hạn chế ở mục 4.1.2, và thử mô phỏng phương án đèn thích ứng bằng phần mềm như SUMO hoặc VISSIM trước khi kiến nghị áp dụng. Việc đưa công nghệ vào cũng nên đi cùng với tuyên truyền và xử phạt hành vi lấn làn, cắt ngang thì mới phát huy hết tác dụng.</w:t>
+        <w:t>Ngoài ra, nếu có thêm thời gian nhóm sẽ bổ sung khảo sát thực địa (đếm xe theo hướng, quay video, đo hàng chờ) để khắc phục các hạn chế ở mục 4.1.2, và thử mô phỏng phương án đèn thích ứng bằng phần mềm như SUMO hoặc VISSIM trước khi kiến nghị áp dụng. Việc đưa công nghệ vào cũng nên đi cùng với tuyên truyền và xử phạt hành vi lấn làn, cắt ngang thì mới phát huy hết tác dụng.</w:t>
       </w:r>
     </w:p>
     <w:p>
@@ -4304,6 +3888,7 @@
           <w:color w:val="auto"/>
           <w:sz w:val="36"/>
           <w:szCs w:val="36"/>
+          <w:lang w:val="vi-VN"/>
         </w:rPr>
       </w:pPr>
       <w:r>
@@ -4313,6 +3898,7 @@
           <w:color w:val="auto"/>
           <w:sz w:val="36"/>
           <w:szCs w:val="36"/>
+          <w:lang w:val="vi-VN"/>
         </w:rPr>
         <w:t>CH</w:t>
       </w:r>
@@ -4324,6 +3910,7 @@
           <w:color w:val="auto"/>
           <w:sz w:val="36"/>
           <w:szCs w:val="36"/>
+          <w:lang w:val="vi-VN"/>
         </w:rPr>
         <w:t>ƯƠ</w:t>
       </w:r>
@@ -4334,6 +3921,7 @@
           <w:color w:val="auto"/>
           <w:sz w:val="36"/>
           <w:szCs w:val="36"/>
+          <w:lang w:val="vi-VN"/>
         </w:rPr>
         <w:t>NG 5:</w:t>
       </w:r>
@@ -4344,6 +3932,7 @@
           <w:color w:val="auto"/>
           <w:sz w:val="36"/>
           <w:szCs w:val="36"/>
+          <w:lang w:val="vi-VN"/>
         </w:rPr>
         <w:t xml:space="preserve"> K</w:t>
       </w:r>
@@ -4355,6 +3944,7 @@
           <w:color w:val="auto"/>
           <w:sz w:val="36"/>
           <w:szCs w:val="36"/>
+          <w:lang w:val="vi-VN"/>
         </w:rPr>
         <w:t>Ế</w:t>
       </w:r>
@@ -4365,6 +3955,7 @@
           <w:color w:val="auto"/>
           <w:sz w:val="36"/>
           <w:szCs w:val="36"/>
+          <w:lang w:val="vi-VN"/>
         </w:rPr>
         <w:t>T LU</w:t>
       </w:r>
@@ -4376,6 +3967,7 @@
           <w:color w:val="auto"/>
           <w:sz w:val="36"/>
           <w:szCs w:val="36"/>
+          <w:lang w:val="vi-VN"/>
         </w:rPr>
         <w:t>Ậ</w:t>
       </w:r>
@@ -4386,6 +3978,7 @@
           <w:color w:val="auto"/>
           <w:sz w:val="36"/>
           <w:szCs w:val="36"/>
+          <w:lang w:val="vi-VN"/>
         </w:rPr>
         <w:t>N</w:t>
       </w:r>
@@ -4488,7 +4081,25 @@
           <w:szCs w:val="28"/>
           <w:lang w:val="vi-VN"/>
         </w:rPr>
-        <w:t>c, nhóm rút ra m</w:t>
+        <w:t xml:space="preserve">c, nhóm </w:t>
+      </w:r>
+      <w:r>
+        <w:rPr>
+          <w:rFonts w:ascii="Times  New Roman" w:hAnsi="Times  New Roman"/>
+          <w:sz w:val="28"/>
+          <w:szCs w:val="28"/>
+          <w:lang w:val="vi-VN"/>
+        </w:rPr>
+        <w:t xml:space="preserve">em </w:t>
+      </w:r>
+      <w:r>
+        <w:rPr>
+          <w:rFonts w:ascii="Times  New Roman" w:hAnsi="Times  New Roman"/>
+          <w:sz w:val="28"/>
+          <w:szCs w:val="28"/>
+          <w:lang w:val="vi-VN"/>
+        </w:rPr>
+        <w:t>rút ra m</w:t>
       </w:r>
       <w:r>
         <w:rPr>
@@ -5553,27 +5164,7 @@
           <w:szCs w:val="28"/>
           <w:lang w:val="vi-VN"/>
         </w:rPr>
-        <w:t xml:space="preserve">i 1 </w:t>
-      </w:r>
-      <w:proofErr w:type="spellStart"/>
-      <w:r>
-        <w:rPr>
-          <w:rFonts w:ascii="Times  New Roman" w:hAnsi="Times  New Roman"/>
-          <w:sz w:val="28"/>
-          <w:szCs w:val="28"/>
-          <w:lang w:val="vi-VN"/>
-        </w:rPr>
-        <w:t>km</w:t>
-      </w:r>
-      <w:proofErr w:type="spellEnd"/>
-      <w:r>
-        <w:rPr>
-          <w:rFonts w:ascii="Times  New Roman" w:hAnsi="Times  New Roman"/>
-          <w:sz w:val="28"/>
-          <w:szCs w:val="28"/>
-          <w:lang w:val="vi-VN"/>
-        </w:rPr>
-        <w:t xml:space="preserve"> tr</w:t>
+        <w:t>i 1 km tr</w:t>
       </w:r>
       <w:r>
         <w:rPr>
@@ -5915,27 +5506,7 @@
           <w:szCs w:val="28"/>
           <w:lang w:val="vi-VN"/>
         </w:rPr>
-        <w:t xml:space="preserve">i 5 </w:t>
-      </w:r>
-      <w:proofErr w:type="spellStart"/>
-      <w:r>
-        <w:rPr>
-          <w:rFonts w:ascii="Times  New Roman" w:hAnsi="Times  New Roman"/>
-          <w:sz w:val="28"/>
-          <w:szCs w:val="28"/>
-          <w:lang w:val="vi-VN"/>
-        </w:rPr>
-        <w:t>km</w:t>
-      </w:r>
-      <w:proofErr w:type="spellEnd"/>
-      <w:r>
-        <w:rPr>
-          <w:rFonts w:ascii="Times  New Roman" w:hAnsi="Times  New Roman"/>
-          <w:sz w:val="28"/>
-          <w:szCs w:val="28"/>
-          <w:lang w:val="vi-VN"/>
-        </w:rPr>
-        <w:t>/h, th</w:t>
+        <w:t>i 5 km/h, th</w:t>
       </w:r>
       <w:r>
         <w:rPr>
@@ -5971,27 +5542,7 @@
           <w:szCs w:val="28"/>
           <w:lang w:val="vi-VN"/>
         </w:rPr>
-        <w:t xml:space="preserve">n kéo dài 60–120 phút. Hàng xe có lúc dài 5–10 </w:t>
-      </w:r>
-      <w:proofErr w:type="spellStart"/>
-      <w:r>
-        <w:rPr>
-          <w:rFonts w:ascii="Times  New Roman" w:hAnsi="Times  New Roman"/>
-          <w:sz w:val="28"/>
-          <w:szCs w:val="28"/>
-          <w:lang w:val="vi-VN"/>
-        </w:rPr>
-        <w:t>km</w:t>
-      </w:r>
-      <w:proofErr w:type="spellEnd"/>
-      <w:r>
-        <w:rPr>
-          <w:rFonts w:ascii="Times  New Roman" w:hAnsi="Times  New Roman"/>
-          <w:sz w:val="28"/>
-          <w:szCs w:val="28"/>
-          <w:lang w:val="vi-VN"/>
-        </w:rPr>
-        <w:t xml:space="preserve"> và lan ng</w:t>
+        <w:t>n kéo dài 60–120 phút. Hàng xe có lúc dài 5–10 km và lan ng</w:t>
       </w:r>
       <w:r>
         <w:rPr>
@@ -6560,27 +6111,7 @@
           <w:szCs w:val="28"/>
           <w:lang w:val="vi-VN"/>
         </w:rPr>
-        <w:t xml:space="preserve"> </w:t>
-      </w:r>
-      <w:proofErr w:type="spellStart"/>
-      <w:r>
-        <w:rPr>
-          <w:rFonts w:ascii="Times  New Roman" w:hAnsi="Times  New Roman"/>
-          <w:sz w:val="28"/>
-          <w:szCs w:val="28"/>
-          <w:lang w:val="vi-VN"/>
-        </w:rPr>
-        <w:t>camera</w:t>
-      </w:r>
-      <w:proofErr w:type="spellEnd"/>
-      <w:r>
-        <w:rPr>
-          <w:rFonts w:ascii="Times  New Roman" w:hAnsi="Times  New Roman"/>
-          <w:sz w:val="28"/>
-          <w:szCs w:val="28"/>
-          <w:lang w:val="vi-VN"/>
-        </w:rPr>
-        <w:t xml:space="preserve"> AI </w:t>
+        <w:t xml:space="preserve"> camera AI </w:t>
       </w:r>
       <w:r>
         <w:rPr>
@@ -7804,27 +7335,7 @@
           <w:szCs w:val="28"/>
           <w:lang w:val="vi-VN"/>
         </w:rPr>
-        <w:t xml:space="preserve">m, còn </w:t>
-      </w:r>
-      <w:proofErr w:type="spellStart"/>
-      <w:r>
-        <w:rPr>
-          <w:rFonts w:ascii="Times  New Roman" w:hAnsi="Times  New Roman"/>
-          <w:sz w:val="28"/>
-          <w:szCs w:val="28"/>
-          <w:lang w:val="vi-VN"/>
-        </w:rPr>
-        <w:t>camera</w:t>
-      </w:r>
-      <w:proofErr w:type="spellEnd"/>
-      <w:r>
-        <w:rPr>
-          <w:rFonts w:ascii="Times  New Roman" w:hAnsi="Times  New Roman"/>
-          <w:sz w:val="28"/>
-          <w:szCs w:val="28"/>
-          <w:lang w:val="vi-VN"/>
-        </w:rPr>
-        <w:t xml:space="preserve"> AI v</w:t>
+        <w:t>m, còn camera AI v</w:t>
       </w:r>
       <w:r>
         <w:rPr>
@@ -9743,6 +9254,15 @@
       </w:r>
       <w:r>
         <w:rPr>
+          <w:rFonts w:ascii="Times  New Roman" w:hAnsi="Times  New Roman"/>
+          <w:sz w:val="28"/>
+          <w:szCs w:val="28"/>
+          <w:lang w:val="vi-VN"/>
+        </w:rPr>
+        <w:t xml:space="preserve">em </w:t>
+      </w:r>
+      <w:r>
+        <w:rPr>
           <w:rFonts w:ascii="Times  New Roman" w:hAnsi="Times  New Roman" w:cs="Calibri"/>
           <w:sz w:val="28"/>
           <w:szCs w:val="28"/>
@@ -10838,27 +10358,7 @@
           <w:szCs w:val="28"/>
           <w:lang w:val="vi-VN"/>
         </w:rPr>
-        <w:t xml:space="preserve">t, còn </w:t>
-      </w:r>
-      <w:proofErr w:type="spellStart"/>
-      <w:r>
-        <w:rPr>
-          <w:rFonts w:ascii="Times  New Roman" w:hAnsi="Times  New Roman"/>
-          <w:sz w:val="28"/>
-          <w:szCs w:val="28"/>
-          <w:lang w:val="vi-VN"/>
-        </w:rPr>
-        <w:t>camera</w:t>
-      </w:r>
-      <w:proofErr w:type="spellEnd"/>
-      <w:r>
-        <w:rPr>
-          <w:rFonts w:ascii="Times  New Roman" w:hAnsi="Times  New Roman"/>
-          <w:sz w:val="28"/>
-          <w:szCs w:val="28"/>
-          <w:lang w:val="vi-VN"/>
-        </w:rPr>
-        <w:t xml:space="preserve"> AI và b</w:t>
+        <w:t>t, còn camera AI và b</w:t>
       </w:r>
       <w:r>
         <w:rPr>
@@ -12862,6 +12362,7 @@
   <w:style w:type="character" w:default="1" w:styleId="Phngmcinhcuaoanvn">
     <w:name w:val="Default Paragraph Font"/>
     <w:uiPriority w:val="1"/>
+    <w:semiHidden/>
     <w:unhideWhenUsed/>
   </w:style>
   <w:style w:type="table" w:default="1" w:styleId="BangThngthng">
